--- a/ΧΕΙΡΟΡΑΦΟ ΚΟΥΠΟΝΙ.docx
+++ b/ΧΕΙΡΟΡΑΦΟ ΚΟΥΠΟΝΙ.docx
@@ -34,10 +34,197 @@
     <w:p>
       <w:pPr>
         <w:ind w:left="458"/>
+        <w:jc w:val="center"/>
+        <w:rPr>
+          <w:b/>
+          <w:bCs/>
+          <w:i/>
+          <w:iCs/>
+          <w:sz w:val="32"/>
+          <w:szCs w:val="32"/>
+          <w:u w:val="single"/>
+        </w:rPr>
+      </w:pPr>
+      <w:r>
+        <w:rPr>
+          <w:b/>
+          <w:bCs/>
+          <w:i/>
+          <w:iCs/>
+          <w:sz w:val="32"/>
+          <w:szCs w:val="32"/>
+          <w:u w:val="single"/>
+        </w:rPr>
+        <w:t xml:space="preserve">ΚΟΥΠΟΝΙ </w:t>
+      </w:r>
+    </w:p>
+    <w:p>
+      <w:pPr>
+        <w:ind w:left="458"/>
         <w:rPr>
           <w:lang w:val="en-US"/>
         </w:rPr>
       </w:pPr>
+      <w:r>
+        <w:rPr>
+          <w:noProof/>
+        </w:rPr>
+        <mc:AlternateContent>
+          <mc:Choice Requires="wpi">
+            <w:drawing>
+              <wp:anchor distT="0" distB="0" distL="114300" distR="114300" simplePos="0" relativeHeight="251685888" behindDoc="0" locked="0" layoutInCell="1" allowOverlap="1" wp14:anchorId="195DB1A6" wp14:editId="78FFF3B4">
+                <wp:simplePos x="0" y="0"/>
+                <wp:positionH relativeFrom="column">
+                  <wp:posOffset>2181225</wp:posOffset>
+                </wp:positionH>
+                <wp:positionV relativeFrom="paragraph">
+                  <wp:posOffset>184785</wp:posOffset>
+                </wp:positionV>
+                <wp:extent cx="243375" cy="118915"/>
+                <wp:effectExtent l="133350" t="133350" r="80645" b="147955"/>
+                <wp:wrapNone/>
+                <wp:docPr id="1829761673" name="Γραφή 19"/>
+                <wp:cNvGraphicFramePr/>
+                <a:graphic xmlns:a="http://schemas.openxmlformats.org/drawingml/2006/main">
+                  <a:graphicData uri="http://schemas.microsoft.com/office/word/2010/wordprocessingInk">
+                    <w14:contentPart bwMode="auto" r:id="rId6">
+                      <w14:nvContentPartPr>
+                        <w14:cNvContentPartPr/>
+                      </w14:nvContentPartPr>
+                      <w14:xfrm>
+                        <a:off x="0" y="0"/>
+                        <a:ext cx="243375" cy="118915"/>
+                      </w14:xfrm>
+                    </w14:contentPart>
+                  </a:graphicData>
+                </a:graphic>
+              </wp:anchor>
+            </w:drawing>
+          </mc:Choice>
+          <mc:Fallback>
+            <w:pict>
+              <v:shapetype w14:anchorId="7E1B403C" id="_x0000_t75" coordsize="21600,21600" o:spt="75" o:preferrelative="t" path="m@4@5l@4@11@9@11@9@5xe" filled="f" stroked="f">
+                <v:stroke joinstyle="miter"/>
+                <v:formulas>
+                  <v:f eqn="if lineDrawn pixelLineWidth 0"/>
+                  <v:f eqn="sum @0 1 0"/>
+                  <v:f eqn="sum 0 0 @1"/>
+                  <v:f eqn="prod @2 1 2"/>
+                  <v:f eqn="prod @3 21600 pixelWidth"/>
+                  <v:f eqn="prod @3 21600 pixelHeight"/>
+                  <v:f eqn="sum @0 0 1"/>
+                  <v:f eqn="prod @6 1 2"/>
+                  <v:f eqn="prod @7 21600 pixelWidth"/>
+                  <v:f eqn="sum @8 21600 0"/>
+                  <v:f eqn="prod @7 21600 pixelHeight"/>
+                  <v:f eqn="sum @10 21600 0"/>
+                </v:formulas>
+                <v:path o:extrusionok="f" gradientshapeok="t" o:connecttype="rect"/>
+                <o:lock v:ext="edit" aspectratio="t"/>
+              </v:shapetype>
+              <v:shape id="Γραφή 19" o:spid="_x0000_s1026" type="#_x0000_t75" style="position:absolute;margin-left:166.8pt;margin-top:9.6pt;width:29.05pt;height:19.25pt;z-index:251685888;visibility:visible;mso-wrap-style:square;mso-wrap-distance-left:9pt;mso-wrap-distance-top:0;mso-wrap-distance-right:9pt;mso-wrap-distance-bottom:0;mso-position-horizontal:absolute;mso-position-horizontal-relative:text;mso-position-vertical:absolute;mso-position-vertical-relative:text" o:gfxdata="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">
+                <v:imagedata r:id="rId7" o:title=""/>
+              </v:shape>
+            </w:pict>
+          </mc:Fallback>
+        </mc:AlternateContent>
+      </w:r>
+      <w:r>
+        <w:rPr>
+          <w:noProof/>
+        </w:rPr>
+        <mc:AlternateContent>
+          <mc:Choice Requires="wpi">
+            <w:drawing>
+              <wp:anchor distT="0" distB="0" distL="114300" distR="114300" simplePos="0" relativeHeight="251671552" behindDoc="0" locked="0" layoutInCell="1" allowOverlap="1" wp14:anchorId="77FF8B33" wp14:editId="2DA0D742">
+                <wp:simplePos x="0" y="0"/>
+                <wp:positionH relativeFrom="column">
+                  <wp:posOffset>275590</wp:posOffset>
+                </wp:positionH>
+                <wp:positionV relativeFrom="paragraph">
+                  <wp:posOffset>148590</wp:posOffset>
+                </wp:positionV>
+                <wp:extent cx="1095735" cy="209910"/>
+                <wp:effectExtent l="133350" t="133350" r="142875" b="133350"/>
+                <wp:wrapNone/>
+                <wp:docPr id="1634836327" name="Γραφή 5"/>
+                <wp:cNvGraphicFramePr/>
+                <a:graphic xmlns:a="http://schemas.openxmlformats.org/drawingml/2006/main">
+                  <a:graphicData uri="http://schemas.microsoft.com/office/word/2010/wordprocessingInk">
+                    <w14:contentPart bwMode="auto" r:id="rId8">
+                      <w14:nvContentPartPr>
+                        <w14:cNvContentPartPr/>
+                      </w14:nvContentPartPr>
+                      <w14:xfrm>
+                        <a:off x="0" y="0"/>
+                        <a:ext cx="1095735" cy="209910"/>
+                      </w14:xfrm>
+                    </w14:contentPart>
+                  </a:graphicData>
+                </a:graphic>
+              </wp:anchor>
+            </w:drawing>
+          </mc:Choice>
+          <mc:Fallback>
+            <w:pict>
+              <v:shape w14:anchorId="6573979A" id="Γραφή 5" o:spid="_x0000_s1026" type="#_x0000_t75" style="position:absolute;margin-left:16.75pt;margin-top:6.75pt;width:96.2pt;height:26.45pt;z-index:251671552;visibility:visible;mso-wrap-style:square;mso-wrap-distance-left:9pt;mso-wrap-distance-top:0;mso-wrap-distance-right:9pt;mso-wrap-distance-bottom:0;mso-position-horizontal:absolute;mso-position-horizontal-relative:text;mso-position-vertical:absolute;mso-position-vertical-relative:text" o:gfxdata="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">
+                <v:imagedata r:id="rId9" o:title=""/>
+              </v:shape>
+            </w:pict>
+          </mc:Fallback>
+        </mc:AlternateContent>
+      </w:r>
+      <w:r>
+        <w:rPr>
+          <w:noProof/>
+        </w:rPr>
+        <mc:AlternateContent>
+          <mc:Choice Requires="wpi">
+            <w:drawing>
+              <wp:anchor distT="0" distB="0" distL="114300" distR="114300" simplePos="0" relativeHeight="251668480" behindDoc="0" locked="0" layoutInCell="1" allowOverlap="1" wp14:anchorId="6B15E3DE" wp14:editId="43D0CD82">
+                <wp:simplePos x="0" y="0"/>
+                <wp:positionH relativeFrom="column">
+                  <wp:posOffset>1034415</wp:posOffset>
+                </wp:positionH>
+                <wp:positionV relativeFrom="paragraph">
+                  <wp:posOffset>163195</wp:posOffset>
+                </wp:positionV>
+                <wp:extent cx="1156970" cy="95885"/>
+                <wp:effectExtent l="133350" t="133350" r="157480" b="132715"/>
+                <wp:wrapNone/>
+                <wp:docPr id="2091329809" name="Γραφή 2"/>
+                <wp:cNvGraphicFramePr/>
+                <a:graphic xmlns:a="http://schemas.openxmlformats.org/drawingml/2006/main">
+                  <a:graphicData uri="http://schemas.microsoft.com/office/word/2010/wordprocessingInk">
+                    <w14:contentPart bwMode="auto" r:id="rId10">
+                      <w14:nvContentPartPr>
+                        <w14:cNvContentPartPr/>
+                      </w14:nvContentPartPr>
+                      <w14:xfrm rot="78000">
+                        <a:off x="0" y="0"/>
+                        <a:ext cx="1156970" cy="95885"/>
+                      </w14:xfrm>
+                    </w14:contentPart>
+                  </a:graphicData>
+                </a:graphic>
+                <wp14:sizeRelH relativeFrom="margin">
+                  <wp14:pctWidth>0</wp14:pctWidth>
+                </wp14:sizeRelH>
+                <wp14:sizeRelV relativeFrom="margin">
+                  <wp14:pctHeight>0</wp14:pctHeight>
+                </wp14:sizeRelV>
+              </wp:anchor>
+            </w:drawing>
+          </mc:Choice>
+          <mc:Fallback>
+            <w:pict>
+              <v:shape w14:anchorId="07A578C0" id="Γραφή 2" o:spid="_x0000_s1026" type="#_x0000_t75" style="position:absolute;margin-left:76.55pt;margin-top:8.65pt;width:100.85pt;height:15.95pt;rotation:85197fd;z-index:251668480;visibility:visible;mso-wrap-style:square;mso-width-percent:0;mso-height-percent:0;mso-wrap-distance-left:9pt;mso-wrap-distance-top:0;mso-wrap-distance-right:9pt;mso-wrap-distance-bottom:0;mso-position-horizontal:absolute;mso-position-horizontal-relative:text;mso-position-vertical:absolute;mso-position-vertical-relative:text;mso-width-percent:0;mso-height-percent:0;mso-width-relative:margin;mso-height-relative:margin" o:gfxdata="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">
+                <v:imagedata r:id="rId11" o:title=""/>
+              </v:shape>
+            </w:pict>
+          </mc:Fallback>
+        </mc:AlternateContent>
+      </w:r>
       <w:r>
         <w:rPr>
           <w:noProof/>
@@ -60,7 +247,7 @@
                 <wp:cNvGraphicFramePr/>
                 <a:graphic xmlns:a="http://schemas.openxmlformats.org/drawingml/2006/main">
                   <a:graphicData uri="http://schemas.microsoft.com/office/word/2010/wordprocessingInk">
-                    <w14:contentPart bwMode="auto" r:id="rId6">
+                    <w14:contentPart bwMode="auto" r:id="rId12">
                       <w14:nvContentPartPr>
                         <w14:cNvContentPartPr/>
                       </w14:nvContentPartPr>
@@ -96,7 +283,7 @@
                 <o:lock v:ext="edit" aspectratio="t"/>
               </v:shapetype>
               <v:shape id="Γραφή 8" o:spid="_x0000_s1026" type="#_x0000_t75" style="position:absolute;margin-left:351.2pt;margin-top:32.5pt;width:29.55pt;height:11pt;z-index:251666432;visibility:visible;mso-wrap-style:square;mso-wrap-distance-left:9pt;mso-wrap-distance-top:0;mso-wrap-distance-right:9pt;mso-wrap-distance-bottom:0;mso-position-horizontal:absolute;mso-position-horizontal-relative:text;mso-position-vertical:absolute;mso-position-vertical-relative:text" o:gfxdata="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">
-                <v:imagedata r:id="rId7" o:title=""/>
+                <v:imagedata r:id="rId13" o:title=""/>
               </v:shape>
             </w:pict>
           </mc:Fallback>
@@ -124,7 +311,7 @@
                 <wp:cNvGraphicFramePr/>
                 <a:graphic xmlns:a="http://schemas.openxmlformats.org/drawingml/2006/main">
                   <a:graphicData uri="http://schemas.microsoft.com/office/word/2010/wordprocessingInk">
-                    <w14:contentPart bwMode="auto" r:id="rId8">
+                    <w14:contentPart bwMode="auto" r:id="rId14">
                       <w14:nvContentPartPr>
                         <w14:cNvContentPartPr/>
                       </w14:nvContentPartPr>
@@ -147,7 +334,7 @@
           <mc:Fallback>
             <w:pict>
               <v:shape w14:anchorId="0F718F3F" id="Γραφή 6" o:spid="_x0000_s1026" type="#_x0000_t75" style="position:absolute;margin-left:205.6pt;margin-top:30.35pt;width:153.95pt;height:17.5pt;z-index:251664384;visibility:visible;mso-wrap-style:square;mso-width-percent:0;mso-height-percent:0;mso-wrap-distance-left:9pt;mso-wrap-distance-top:0;mso-wrap-distance-right:9pt;mso-wrap-distance-bottom:0;mso-position-horizontal:absolute;mso-position-horizontal-relative:text;mso-position-vertical:absolute;mso-position-vertical-relative:text;mso-width-percent:0;mso-height-percent:0;mso-width-relative:margin;mso-height-relative:margin" o:gfxdata="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">
-                <v:imagedata r:id="rId9" o:title=""/>
+                <v:imagedata r:id="rId15" o:title=""/>
               </v:shape>
             </w:pict>
           </mc:Fallback>
@@ -175,7 +362,7 @@
                 <wp:cNvGraphicFramePr/>
                 <a:graphic xmlns:a="http://schemas.openxmlformats.org/drawingml/2006/main">
                   <a:graphicData uri="http://schemas.microsoft.com/office/word/2010/wordprocessingInk">
-                    <w14:contentPart bwMode="auto" r:id="rId10">
+                    <w14:contentPart bwMode="auto" r:id="rId16">
                       <w14:nvContentPartPr>
                         <w14:cNvContentPartPr/>
                       </w14:nvContentPartPr>
@@ -192,7 +379,7 @@
           <mc:Fallback>
             <w:pict>
               <v:shape w14:anchorId="4D57F039" id="Γραφή 4" o:spid="_x0000_s1026" type="#_x0000_t75" style="position:absolute;margin-left:-140.3pt;margin-top:106.95pt;width:11.05pt;height:27.1pt;z-index:251662336;visibility:visible;mso-wrap-style:square;mso-wrap-distance-left:9pt;mso-wrap-distance-top:0;mso-wrap-distance-right:9pt;mso-wrap-distance-bottom:0;mso-position-horizontal:absolute;mso-position-horizontal-relative:text;mso-position-vertical:absolute;mso-position-vertical-relative:text" o:gfxdata="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">
-                <v:imagedata r:id="rId11" o:title=""/>
+                <v:imagedata r:id="rId17" o:title=""/>
               </v:shape>
             </w:pict>
           </mc:Fallback>
@@ -220,7 +407,7 @@
                 <wp:cNvGraphicFramePr/>
                 <a:graphic xmlns:a="http://schemas.openxmlformats.org/drawingml/2006/main">
                   <a:graphicData uri="http://schemas.microsoft.com/office/word/2010/wordprocessingInk">
-                    <w14:contentPart bwMode="auto" r:id="rId12">
+                    <w14:contentPart bwMode="auto" r:id="rId18">
                       <w14:nvContentPartPr>
                         <w14:cNvContentPartPr/>
                       </w14:nvContentPartPr>
@@ -237,7 +424,7 @@
           <mc:Fallback>
             <w:pict>
               <v:shape w14:anchorId="529568B7" id="Γραφή 3" o:spid="_x0000_s1026" type="#_x0000_t75" style="position:absolute;margin-left:238.8pt;margin-top:247.6pt;width:66.7pt;height:16.05pt;z-index:251661312;visibility:visible;mso-wrap-style:square;mso-wrap-distance-left:9pt;mso-wrap-distance-top:0;mso-wrap-distance-right:9pt;mso-wrap-distance-bottom:0;mso-position-horizontal:absolute;mso-position-horizontal-relative:text;mso-position-vertical:absolute;mso-position-vertical-relative:text" o:gfxdata="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">
-                <v:imagedata r:id="rId13" o:title=""/>
+                <v:imagedata r:id="rId19" o:title=""/>
               </v:shape>
             </w:pict>
           </mc:Fallback>
@@ -265,7 +452,7 @@
                 <wp:cNvGraphicFramePr/>
                 <a:graphic xmlns:a="http://schemas.openxmlformats.org/drawingml/2006/main">
                   <a:graphicData uri="http://schemas.microsoft.com/office/word/2010/wordprocessingInk">
-                    <w14:contentPart bwMode="auto" r:id="rId14">
+                    <w14:contentPart bwMode="auto" r:id="rId20">
                       <w14:nvContentPartPr>
                         <w14:cNvContentPartPr/>
                       </w14:nvContentPartPr>
@@ -282,7 +469,7 @@
           <mc:Fallback>
             <w:pict>
               <v:shape w14:anchorId="5326B36B" id="Γραφή 2" o:spid="_x0000_s1026" type="#_x0000_t75" style="position:absolute;margin-left:36.9pt;margin-top:246.25pt;width:26.45pt;height:10.8pt;z-index:251660288;visibility:visible;mso-wrap-style:square;mso-wrap-distance-left:9pt;mso-wrap-distance-top:0;mso-wrap-distance-right:9pt;mso-wrap-distance-bottom:0;mso-position-horizontal:absolute;mso-position-horizontal-relative:text;mso-position-vertical:absolute;mso-position-vertical-relative:text" o:gfxdata="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">
-                <v:imagedata r:id="rId15" o:title=""/>
+                <v:imagedata r:id="rId21" o:title=""/>
               </v:shape>
             </w:pict>
           </mc:Fallback>
@@ -310,7 +497,7 @@
                 <wp:cNvGraphicFramePr/>
                 <a:graphic xmlns:a="http://schemas.openxmlformats.org/drawingml/2006/main">
                   <a:graphicData uri="http://schemas.microsoft.com/office/word/2010/wordprocessingInk">
-                    <w14:contentPart bwMode="auto" r:id="rId16">
+                    <w14:contentPart bwMode="auto" r:id="rId22">
                       <w14:nvContentPartPr>
                         <w14:cNvContentPartPr/>
                       </w14:nvContentPartPr>
@@ -327,7 +514,7 @@
           <mc:Fallback>
             <w:pict>
               <v:shape w14:anchorId="2F20A4FD" id="Γραφή 1" o:spid="_x0000_s1026" type="#_x0000_t75" style="position:absolute;margin-left:39.85pt;margin-top:303.3pt;width:62.25pt;height:11.15pt;z-index:251659264;visibility:visible;mso-wrap-style:square;mso-wrap-distance-left:9pt;mso-wrap-distance-top:0;mso-wrap-distance-right:9pt;mso-wrap-distance-bottom:0;mso-position-horizontal:absolute;mso-position-horizontal-relative:text;mso-position-vertical:absolute;mso-position-vertical-relative:text" o:gfxdata="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">
-                <v:imagedata r:id="rId17" o:title=""/>
+                <v:imagedata r:id="rId23" o:title=""/>
               </v:shape>
             </w:pict>
           </mc:Fallback>
@@ -353,7 +540,7 @@
                     <pic:cNvPicPr/>
                   </pic:nvPicPr>
                   <pic:blipFill>
-                    <a:blip r:embed="rId18"/>
+                    <a:blip r:embed="rId24"/>
                     <a:stretch>
                       <a:fillRect/>
                     </a:stretch>
@@ -494,8 +681,8 @@
       </w:r>
     </w:p>
     <w:sectPr>
-      <w:headerReference w:type="default" r:id="rId19"/>
-      <w:footerReference w:type="default" r:id="rId20"/>
+      <w:headerReference w:type="default" r:id="rId25"/>
+      <w:footerReference w:type="default" r:id="rId26"/>
       <w:pgSz w:w="11906" w:h="16838"/>
       <w:pgMar w:top="1440" w:right="1800" w:bottom="1440" w:left="1800" w:header="708" w:footer="708" w:gutter="0"/>
       <w:cols w:space="708"/>
@@ -1198,6 +1385,7 @@
   <w:style w:type="character" w:default="1" w:styleId="a0">
     <w:name w:val="Default Paragraph Font"/>
     <w:uiPriority w:val="1"/>
+    <w:semiHidden/>
     <w:unhideWhenUsed/>
   </w:style>
   <w:style w:type="table" w:default="1" w:styleId="a1">
@@ -1561,6 +1749,103 @@
 </file>
 
 <file path=word/ink/ink1.xml><?xml version="1.0" encoding="utf-8"?>
+<inkml:ink xmlns:inkml="http://www.w3.org/2003/InkML">
+  <inkml:definitions>
+    <inkml:context xml:id="ctx0">
+      <inkml:inkSource xml:id="inkSrc0">
+        <inkml:traceFormat>
+          <inkml:channel name="X" type="integer" min="-2.14748E9" max="2.14748E9" units="cm"/>
+          <inkml:channel name="Y" type="integer" min="-2.14748E9" max="2.14748E9" units="cm"/>
+          <inkml:channel name="F" type="integer" max="32767" units="dev"/>
+        </inkml:traceFormat>
+        <inkml:channelProperties>
+          <inkml:channelProperty channel="X" name="resolution" value="1000" units="1/cm"/>
+          <inkml:channelProperty channel="Y" name="resolution" value="1000" units="1/cm"/>
+          <inkml:channelProperty channel="F" name="resolution" value="0" units="1/dev"/>
+        </inkml:channelProperties>
+      </inkml:inkSource>
+      <inkml:timestamp xml:id="ts0" timeString="2026-01-13T17:44:28.112"/>
+    </inkml:context>
+    <inkml:brush xml:id="br0">
+      <inkml:brushProperty name="width" value="0.35" units="cm"/>
+      <inkml:brushProperty name="height" value="0.35" units="cm"/>
+      <inkml:brushProperty name="color" value="#FFFFFF"/>
+    </inkml:brush>
+  </inkml:definitions>
+  <inkml:trace contextRef="#ctx0" brushRef="#br0">1 231 24575,'0'0'-8191</inkml:trace>
+  <inkml:trace contextRef="#ctx0" brushRef="#br0" timeOffset="877.71">406 173 24575,'0'0'-8191</inkml:trace>
+  <inkml:trace contextRef="#ctx0" brushRef="#br0" timeOffset="1078.93">404 173 24575,'-3'0'0,"-4"3"0,-5 5 0,-3 4 0,-6 3 0,-5-1 0</inkml:trace>
+  <inkml:trace contextRef="#ctx0" brushRef="#br0" timeOffset="1269.91">214 268 24575,'-4'0'0,"-3"0"0,-2 4 0</inkml:trace>
+  <inkml:trace contextRef="#ctx0" brushRef="#br0" timeOffset="1437.81">176 192 24575,'0'3'0,"0"5"0</inkml:trace>
+  <inkml:trace contextRef="#ctx0" brushRef="#br0" timeOffset="1654.15">289 96 24575,'3'0'0,"5"0"0</inkml:trace>
+  <inkml:trace contextRef="#ctx0" brushRef="#br0" timeOffset="1810.74">425 77 24575,'4'0'0,"3"3"0,2 5 0,-2 4 0</inkml:trace>
+  <inkml:trace contextRef="#ctx0" brushRef="#br0" timeOffset="2013.9">598 288 24575,'0'4'0,"0"3"0</inkml:trace>
+  <inkml:trace contextRef="#ctx0" brushRef="#br0" timeOffset="2187.06">598 327 24575,'0'3'0</inkml:trace>
+  <inkml:trace contextRef="#ctx0" brushRef="#br0" timeOffset="2405.67">635 231 24575,'4'0'0</inkml:trace>
+  <inkml:trace contextRef="#ctx0" brushRef="#br0" timeOffset="2560.67">675 0 24575,'0'7'0,"0"5"0,0 3 0,0 4 0,-3-3 0</inkml:trace>
+  <inkml:trace contextRef="#ctx0" brushRef="#br0" timeOffset="2747.57">598 96 24575,'0'3'0,"0"5"0,0 4 0</inkml:trace>
+  <inkml:trace contextRef="#ctx0" brushRef="#br0" timeOffset="2904.45">559 268 24575,'0'4'0</inkml:trace>
+</inkml:ink>
+</file>
+
+<file path=word/ink/ink2.xml><?xml version="1.0" encoding="utf-8"?>
+<inkml:ink xmlns:inkml="http://www.w3.org/2003/InkML">
+  <inkml:definitions>
+    <inkml:context xml:id="ctx0">
+      <inkml:inkSource xml:id="inkSrc0">
+        <inkml:traceFormat>
+          <inkml:channel name="X" type="integer" min="-2.14748E9" max="2.14748E9" units="cm"/>
+          <inkml:channel name="Y" type="integer" min="-2.14748E9" max="2.14748E9" units="cm"/>
+          <inkml:channel name="F" type="integer" max="32767" units="dev"/>
+        </inkml:traceFormat>
+        <inkml:channelProperties>
+          <inkml:channelProperty channel="X" name="resolution" value="1000" units="1/cm"/>
+          <inkml:channelProperty channel="Y" name="resolution" value="1000" units="1/cm"/>
+          <inkml:channelProperty channel="F" name="resolution" value="0" units="1/dev"/>
+        </inkml:channelProperties>
+      </inkml:inkSource>
+      <inkml:timestamp xml:id="ts0" timeString="2026-01-13T17:44:25.820"/>
+    </inkml:context>
+    <inkml:brush xml:id="br0">
+      <inkml:brushProperty name="width" value="0.35" units="cm"/>
+      <inkml:brushProperty name="height" value="0.35" units="cm"/>
+      <inkml:brushProperty name="color" value="#FFFFFF"/>
+    </inkml:brush>
+  </inkml:definitions>
+  <inkml:trace contextRef="#ctx0" brushRef="#br0">1119 120 24575,'-3'1'0,"0"0"0,-1 0 0,1 0 0,0 1 0,0-1 0,-1 1 0,1-1 0,1 1 0,-6 4 0,-7 3 0,-25 14 0,0-3 0,-2-1 0,0-3 0,-1-1 0,-80 17 0,75-28 0,0-1 0,-81-7 0,342 33 0,50 6 0,426-20 0,-434-18 0,-244 3 0,22 0 0,36-4 0,-58 2 0,0 0 0,-1 0 0,1-1 0,-1 0 0,1-1 0,-1 0 0,12-8 0,-14 8 0,-1 1 0,1 0 0,0 0 0,0 1 0,0-1 0,0 2 0,12-2 0,10-2 0,-20 2 0,-9 0 0,-21-2 0,-66 3 0,-101 8 0,51 1 0,-861-2 0,920-11 0,0-2 0,-111-28 0,123 25 0,-1 3 0,-120 1 0,143 7 0,-87-1 0,479 35 0,-131-8 0,576 11 0,-574-47 0,-28 0 0,254-9 0,-428 17 0,0 0 0,0 0 0,0-2 0,0 0 0,19-8 0,-27 9 0,13-2 0,1 1 0,-1 1 0,1 1 0,0 2 0,41 3 0,1-1 0,1-3 0,70 2 0,-136-1 0,0 0 0,-1 0 0,1 0 0,0 0 0,0 0 0,0 0 0,0 0 0,-1 0 0,1 0 0,0 1 0,0-1 0,0 0 0,-1 0 0,1 1 0,0-1 0,0 1 0,-1-1 0,1 0 0,0 1 0,-1-1 0,1 1 0,1 1 0,-14 7 0,-31 5 0,-158 26 0,121-29 0,15-3 0,12 1 0,-1-1 0,0-4 0,0-1 0,0-3 0,-75-9 0,-69-19 0,183 25 0,1-1 0,-1 0 0,-19-9 0,-24-7 0,41 17 0,-11-3 0,28 6 0,0 0 0,1-1 0,-1 1 0,0 0 0,0 0 0,0 0 0,0 0 0,0 0 0,0 0 0,0 0 0,0 0 0,0 0 0,0 0 0,0 0 0,0 0 0,0 0 0,0 0 0,0 0 0,0 0 0,0 0 0,0 0 0,0-1 0,0 1 0,0 0 0,0 0 0,0 0 0,0 0 0,0 0 0,0 0 0,0 0 0,0 0 0,0 0 0,0 0 0,0 0 0,0 0 0,0 0 0,0-1 0,0 1 0,0 0 0,0 0 0,0 0 0,0 0 0,0 0 0,0 0 0,0 0 0,0 0 0,0 0 0,0 0 0,0 0 0,0 0 0,-1 0 0,1 0 0,0 0 0,0 0 0,0 0 0,0 0 0,0 0 0,0 0 0,0 0 0,0 0 0,0 0 0,0 0 0,16-3 0,0 2 0,0 0 0,0-1 0,0-1 0,-1-1 0,1 0 0,-1-1 0,0 0 0,0-1 0,-1-1 0,0-1 0,0 0 0,-1 0 0,0-1 0,0-1 0,12-12 0,0 0 0,2 1 0,1 1 0,0 2 0,40-19 0,-58 31 0,1 1-124,1 1 0,-1 0 0,1 1 0,-1 0 0,1 0 0,0 2-1,0-1 1,0 1 0,0 1 0,18 2 0</inkml:trace>
+  <inkml:trace contextRef="#ctx0" brushRef="#br0" timeOffset="1369.78">3044 582 24575,'0'0'-8191</inkml:trace>
+</inkml:ink>
+</file>
+
+<file path=word/ink/ink3.xml><?xml version="1.0" encoding="utf-8"?>
+<inkml:ink xmlns:inkml="http://www.w3.org/2003/InkML">
+  <inkml:definitions>
+    <inkml:context xml:id="ctx0">
+      <inkml:inkSource xml:id="inkSrc0">
+        <inkml:traceFormat>
+          <inkml:channel name="X" type="integer" min="-2.14748E9" max="2.14748E9" units="cm"/>
+          <inkml:channel name="Y" type="integer" min="-2.14748E9" max="2.14748E9" units="cm"/>
+          <inkml:channel name="F" type="integer" max="32767" units="dev"/>
+        </inkml:traceFormat>
+        <inkml:channelProperties>
+          <inkml:channelProperty channel="X" name="resolution" value="1000" units="1/cm"/>
+          <inkml:channelProperty channel="Y" name="resolution" value="1000" units="1/cm"/>
+          <inkml:channelProperty channel="F" name="resolution" value="0" units="1/dev"/>
+        </inkml:channelProperties>
+      </inkml:inkSource>
+      <inkml:timestamp xml:id="ts0" timeString="2026-01-13T17:44:16.696"/>
+    </inkml:context>
+    <inkml:brush xml:id="br0">
+      <inkml:brushProperty name="width" value="0.35" units="cm"/>
+      <inkml:brushProperty name="height" value="0.35" units="cm"/>
+      <inkml:brushProperty name="color" value="#FFFFFF"/>
+    </inkml:brush>
+  </inkml:definitions>
+  <inkml:trace contextRef="#ctx0" brushRef="#br0">0 312 24565,'3252'-96'0,"-5774"-120"0,1792 528 0</inkml:trace>
+</inkml:ink>
+</file>
+
+<file path=word/ink/ink4.xml><?xml version="1.0" encoding="utf-8"?>
 <inkml:ink xmlns:inkml="http://www.w3.org/2003/InkML">
   <inkml:definitions>
     <inkml:context xml:id="ctx0">
@@ -1588,7 +1873,7 @@
 </inkml:ink>
 </file>
 
-<file path=word/ink/ink2.xml><?xml version="1.0" encoding="utf-8"?>
+<file path=word/ink/ink5.xml><?xml version="1.0" encoding="utf-8"?>
 <inkml:ink xmlns:inkml="http://www.w3.org/2003/InkML">
   <inkml:definitions>
     <inkml:context xml:id="ctx0">
@@ -1616,7 +1901,7 @@
 </inkml:ink>
 </file>
 
-<file path=word/ink/ink3.xml><?xml version="1.0" encoding="utf-8"?>
+<file path=word/ink/ink6.xml><?xml version="1.0" encoding="utf-8"?>
 <inkml:ink xmlns:inkml="http://www.w3.org/2003/InkML">
   <inkml:definitions>
     <inkml:context xml:id="ctx0">
@@ -1644,7 +1929,7 @@
 </inkml:ink>
 </file>
 
-<file path=word/ink/ink4.xml><?xml version="1.0" encoding="utf-8"?>
+<file path=word/ink/ink7.xml><?xml version="1.0" encoding="utf-8"?>
 <inkml:ink xmlns:inkml="http://www.w3.org/2003/InkML">
   <inkml:definitions>
     <inkml:context xml:id="ctx0">
@@ -1672,7 +1957,7 @@
 </inkml:ink>
 </file>
 
-<file path=word/ink/ink5.xml><?xml version="1.0" encoding="utf-8"?>
+<file path=word/ink/ink8.xml><?xml version="1.0" encoding="utf-8"?>
 <inkml:ink xmlns:inkml="http://www.w3.org/2003/InkML">
   <inkml:definitions>
     <inkml:context xml:id="ctx0">
@@ -1700,7 +1985,7 @@
 </inkml:ink>
 </file>
 
-<file path=word/ink/ink6.xml><?xml version="1.0" encoding="utf-8"?>
+<file path=word/ink/ink9.xml><?xml version="1.0" encoding="utf-8"?>
 <inkml:ink xmlns:inkml="http://www.w3.org/2003/InkML">
   <inkml:definitions>
     <inkml:context xml:id="ctx0">
